--- a/manuale/Install_EN.docx
+++ b/manuale/Install_EN.docx
@@ -5,6 +5,7 @@
     <w:p>
       <w:pPr>
         <w:pStyle w:val="Title"/>
+        <w:keepNext/>
       </w:pPr>
       <w:r>
         <w:t>Install guide — Field Box BT</w:t>
@@ -21,6 +22,7 @@
     <w:p>
       <w:pPr>
         <w:pStyle w:val="Heading2"/>
+        <w:keepNext/>
       </w:pPr>
       <w:r>
         <w:t>1. What you need</w:t>
@@ -99,6 +101,7 @@
     <w:p>
       <w:pPr>
         <w:pStyle w:val="Heading2"/>
+        <w:keepNext/>
       </w:pPr>
       <w:r>
         <w:t>2. Installing the APK on the phone</w:t>
@@ -217,6 +220,7 @@
     </w:p>
     <w:p>
       <w:pPr>
+        <w:keepNext/>
         <w:spacing w:after="60"/>
         <w:ind w:left="510" w:hanging="340"/>
       </w:pPr>
@@ -259,6 +263,7 @@
     </w:p>
     <w:p>
       <w:pPr>
+        <w:keepNext/>
         <w:jc w:val="center"/>
       </w:pPr>
       <w:r>
@@ -382,6 +387,7 @@
     </w:p>
     <w:p>
       <w:pPr>
+        <w:keepNext/>
         <w:spacing w:after="60"/>
         <w:ind w:left="510" w:hanging="340"/>
       </w:pPr>
@@ -415,6 +421,7 @@
     </w:p>
     <w:p>
       <w:pPr>
+        <w:keepNext/>
         <w:jc w:val="center"/>
       </w:pPr>
       <w:r>
@@ -509,6 +516,7 @@
     <w:p>
       <w:pPr>
         <w:pStyle w:val="Heading2"/>
+        <w:keepNext/>
       </w:pPr>
       <w:r>
         <w:t>3. First launch</w:t>
@@ -638,6 +646,7 @@
     </w:p>
     <w:p>
       <w:pPr>
+        <w:keepNext/>
         <w:spacing w:after="60"/>
         <w:ind w:left="510" w:hanging="340"/>
       </w:pPr>
@@ -677,6 +686,7 @@
     </w:p>
     <w:p>
       <w:pPr>
+        <w:keepNext/>
         <w:jc w:val="center"/>
       </w:pPr>
       <w:r>
@@ -729,6 +739,7 @@
     <w:p>
       <w:pPr>
         <w:pStyle w:val="Heading3"/>
+        <w:keepNext/>
       </w:pPr>
       <w:r>
         <w:t>Bluetooth pairing (once, per phone and box)</w:t>
@@ -882,6 +893,7 @@
     </w:p>
     <w:p>
       <w:pPr>
+        <w:keepNext/>
         <w:spacing w:after="60"/>
         <w:ind w:left="510" w:hanging="340"/>
       </w:pPr>
@@ -924,6 +936,7 @@
     </w:p>
     <w:p>
       <w:pPr>
+        <w:keepNext/>
         <w:jc w:val="center"/>
       </w:pPr>
       <w:r>
@@ -976,6 +989,7 @@
     <w:p>
       <w:pPr>
         <w:pStyle w:val="Heading2"/>
+        <w:keepNext/>
       </w:pPr>
       <w:r>
         <w:t>4. Quick check</w:t>
@@ -1040,6 +1054,7 @@
     <w:p>
       <w:pPr>
         <w:pStyle w:val="Heading2"/>
+        <w:keepNext/>
       </w:pPr>
       <w:r>
         <w:t>5. Updating the box (firmware) — for the technician only</w:t>
@@ -1047,7 +1062,63 @@
     </w:p>
     <w:p>
       <w:r>
-        <w:t>This step is not for teachers — it is for whoever maintains the boxes.</w:t>
+        <w:t xml:space="preserve">This step is not for teachers — it is for whoever maintains the boxes. The box's program (the firmware) is written from a Windows computer, over the USB cable, with the </w:t>
+      </w:r>
+      <w:r>
+        <w:rPr>
+          <w:b/>
+        </w:rPr>
+        <w:t>Arduino IDE</w:t>
+      </w:r>
+      <w:r>
+        <w:t>. Every step below has a picture: the red frame shows where to click, and the mouse arrow rests on it.</w:t>
+      </w:r>
+    </w:p>
+    <w:p>
+      <w:r>
+        <w:rPr>
+          <w:b/>
+        </w:rPr>
+        <w:t>First of all: get the data off the box.</w:t>
+      </w:r>
+      <w:r>
+        <w:t xml:space="preserve"> The first boot after a firmware flash reformats the box's storage. In the app, </w:t>
+      </w:r>
+      <w:r>
+        <w:rPr>
+          <w:b/>
+        </w:rPr>
+        <w:t>Files</w:t>
+      </w:r>
+      <w:r>
+        <w:t xml:space="preserve"> tab: </w:t>
+      </w:r>
+      <w:r>
+        <w:rPr>
+          <w:b/>
+        </w:rPr>
+        <w:t>Download</w:t>
+      </w:r>
+      <w:r>
+        <w:t xml:space="preserve"> on each row, or </w:t>
+      </w:r>
+      <w:r>
+        <w:rPr>
+          <w:b/>
+        </w:rPr>
+        <w:t>PDF report</w:t>
+      </w:r>
+      <w:r>
+        <w:t xml:space="preserve"> (which fetches the day's log by itself). Anything still on the box is erased.</w:t>
+      </w:r>
+    </w:p>
+    <w:p>
+      <w:pPr>
+        <w:pStyle w:val="Heading3"/>
+        <w:keepNext/>
+      </w:pPr>
+      <w:r>
+        <w:t>5.1 What you need</w:t>
       </w:r>
     </w:p>
     <w:p>
@@ -1055,16 +1126,16 @@
         <w:pStyle w:val="ListBullet"/>
       </w:pPr>
       <w:r>
-        <w:t xml:space="preserve">Firmware file: </w:t>
+        <w:t xml:space="preserve">A </w:t>
       </w:r>
       <w:r>
         <w:rPr>
           <w:b/>
         </w:rPr>
-        <w:t>`fieldbox-fw-&lt;version&gt;.bin`</w:t>
-      </w:r>
-      <w:r>
-        <w:t>.</w:t>
+        <w:t>Windows 10/11</w:t>
+      </w:r>
+      <w:r>
+        <w:t xml:space="preserve"> computer with internet access (for the one-time setup only).</w:t>
       </w:r>
     </w:p>
     <w:p>
@@ -1072,43 +1143,22 @@
         <w:pStyle w:val="ListBullet"/>
       </w:pPr>
       <w:r>
-        <w:t xml:space="preserve">Flashed at address </w:t>
-      </w:r>
-      <w:r>
         <w:rPr>
           <w:b/>
         </w:rPr>
-        <w:t>`0x0`</w:t>
-      </w:r>
-      <w:r>
-        <w:t xml:space="preserve">, over USB, with </w:t>
+        <w:t>Arduino IDE 2</w:t>
+      </w:r>
+      <w:r>
+        <w:t xml:space="preserve">, free from </w:t>
       </w:r>
       <w:r>
         <w:rPr>
           <w:b/>
         </w:rPr>
-        <w:t>esptool</w:t>
-      </w:r>
-      <w:r>
-        <w:t xml:space="preserve"> or the </w:t>
-      </w:r>
-      <w:r>
-        <w:rPr>
-          <w:b/>
-        </w:rPr>
-        <w:t>Flash Download Tool</w:t>
-      </w:r>
-      <w:r>
-        <w:t xml:space="preserve">; on Windows this needs the </w:t>
-      </w:r>
-      <w:r>
-        <w:rPr>
-          <w:b/>
-        </w:rPr>
-        <w:t>CH340</w:t>
-      </w:r>
-      <w:r>
-        <w:t xml:space="preserve"> driver for the serial port.</w:t>
+        <w:t>arduino.cc → Software</w:t>
+      </w:r>
+      <w:r>
+        <w:t>, installed with the default options.</w:t>
       </w:r>
     </w:p>
     <w:p>
@@ -1116,40 +1166,25 @@
         <w:pStyle w:val="ListBullet"/>
       </w:pPr>
       <w:r>
+        <w:t xml:space="preserve">A </w:t>
+      </w:r>
+      <w:r>
         <w:rPr>
           <w:b/>
         </w:rPr>
-        <w:t>The first boot after a firmware flash reformats the box's storage.</w:t>
-      </w:r>
-      <w:r>
-        <w:t xml:space="preserve"> Get the files off the box first (</w:t>
+        <w:t>USB data cable</w:t>
+      </w:r>
+      <w:r>
+        <w:t xml:space="preserve"> (not a charge-only one) for the board inside the box. If Windows does not see the board, install the </w:t>
       </w:r>
       <w:r>
         <w:rPr>
           <w:b/>
         </w:rPr>
-        <w:t>Files</w:t>
-      </w:r>
-      <w:r>
-        <w:t xml:space="preserve"> tab: </w:t>
-      </w:r>
-      <w:r>
-        <w:rPr>
-          <w:b/>
-        </w:rPr>
-        <w:t>Download</w:t>
-      </w:r>
-      <w:r>
-        <w:t xml:space="preserve"> on each row, or </w:t>
-      </w:r>
-      <w:r>
-        <w:rPr>
-          <w:b/>
-        </w:rPr>
-        <w:t>PDF report</w:t>
-      </w:r>
-      <w:r>
-        <w:t>, which fetches the day's log by itself) — anything still on it is erased by the update.</w:t>
+        <w:t>CH340</w:t>
+      </w:r>
+      <w:r>
+        <w:t xml:space="preserve"> driver (search for "CH340 driver" on the maker's site, WCH).</w:t>
       </w:r>
     </w:p>
     <w:p>
@@ -1157,16 +1192,1668 @@
         <w:pStyle w:val="ListBullet"/>
       </w:pPr>
       <w:r>
-        <w:t>The box's name (</w:t>
+        <w:t xml:space="preserve">The </w:t>
       </w:r>
       <w:r>
         <w:rPr>
           <w:b/>
         </w:rPr>
-        <w:t>`BOX_xxxx`</w:t>
-      </w:r>
-      <w:r>
-        <w:t>) comes from the board's Bluetooth MAC address and does not change with a firmware update.</w:t>
+        <w:t>`firmware/fieldbox_bt_v0_3`</w:t>
+      </w:r>
+      <w:r>
+        <w:t xml:space="preserve"> folder from the FieldBox package (the unzipped ZIP, e.g. in </w:t>
+      </w:r>
+      <w:r>
+        <w:rPr>
+          <w:b/>
+        </w:rPr>
+        <w:t>Downloads</w:t>
+      </w:r>
+      <w:r>
+        <w:t xml:space="preserve">). It holds two files, </w:t>
+      </w:r>
+      <w:r>
+        <w:rPr>
+          <w:b/>
+        </w:rPr>
+        <w:t>`fieldbox_bt_v0_3.ino`</w:t>
+      </w:r>
+      <w:r>
+        <w:t xml:space="preserve"> and </w:t>
+      </w:r>
+      <w:r>
+        <w:rPr>
+          <w:b/>
+        </w:rPr>
+        <w:t>`partitions.csv`</w:t>
+      </w:r>
+      <w:r>
+        <w:t>; keep them together.</w:t>
+      </w:r>
+    </w:p>
+    <w:p>
+      <w:pPr>
+        <w:pStyle w:val="Heading3"/>
+        <w:keepNext/>
+      </w:pPr>
+      <w:r>
+        <w:t>5.2 Setting up the Arduino IDE (once per computer)</w:t>
+      </w:r>
+    </w:p>
+    <w:p>
+      <w:pPr>
+        <w:keepNext/>
+        <w:spacing w:after="60"/>
+        <w:ind w:left="510" w:hanging="340"/>
+      </w:pPr>
+      <w:r>
+        <w:rPr>
+          <w:b w:val="0"/>
+        </w:rPr>
+        <w:t xml:space="preserve">1. </w:t>
+      </w:r>
+      <w:r>
+        <w:t xml:space="preserve">Open the Arduino IDE and click the </w:t>
+      </w:r>
+      <w:r>
+        <w:rPr>
+          <w:b/>
+        </w:rPr>
+        <w:t>File</w:t>
+      </w:r>
+      <w:r>
+        <w:t xml:space="preserve"> menu.</w:t>
+      </w:r>
+    </w:p>
+    <w:p>
+      <w:pPr>
+        <w:keepNext/>
+        <w:jc w:val="center"/>
+      </w:pPr>
+      <w:r>
+        <w:drawing>
+          <wp:inline xmlns:a="http://schemas.openxmlformats.org/drawingml/2006/main" xmlns:pic="http://schemas.openxmlformats.org/drawingml/2006/picture">
+            <wp:extent cx="4896000" cy="3060000"/>
+            <wp:docPr id="5" name="Picture 5"/>
+            <wp:cNvGraphicFramePr>
+              <a:graphicFrameLocks noChangeAspect="1"/>
+            </wp:cNvGraphicFramePr>
+            <a:graphic>
+              <a:graphicData uri="http://schemas.openxmlformats.org/drawingml/2006/picture">
+                <pic:pic>
+                  <pic:nvPicPr>
+                    <pic:cNvPr id="0" name="fw_01.png"/>
+                    <pic:cNvPicPr/>
+                  </pic:nvPicPr>
+                  <pic:blipFill>
+                    <a:blip r:embed="rId13"/>
+                    <a:stretch>
+                      <a:fillRect/>
+                    </a:stretch>
+                  </pic:blipFill>
+                  <pic:spPr>
+                    <a:xfrm>
+                      <a:off x="0" y="0"/>
+                      <a:ext cx="4896000" cy="3060000"/>
+                    </a:xfrm>
+                    <a:prstGeom prst="rect"/>
+                  </pic:spPr>
+                </pic:pic>
+              </a:graphicData>
+            </a:graphic>
+          </wp:inline>
+        </w:drawing>
+      </w:r>
+    </w:p>
+    <w:p>
+      <w:pPr>
+        <w:jc w:val="center"/>
+      </w:pPr>
+      <w:r>
+        <w:rPr>
+          <w:i/>
+          <w:sz w:val="18"/>
+        </w:rPr>
+        <w:t>The File menu</w:t>
+      </w:r>
+    </w:p>
+    <w:p>
+      <w:pPr>
+        <w:keepNext/>
+        <w:spacing w:after="60"/>
+        <w:ind w:left="510" w:hanging="340"/>
+      </w:pPr>
+      <w:r>
+        <w:rPr>
+          <w:b w:val="0"/>
+        </w:rPr>
+        <w:t xml:space="preserve">2. </w:t>
+      </w:r>
+      <w:r>
+        <w:t xml:space="preserve">Choose </w:t>
+      </w:r>
+      <w:r>
+        <w:rPr>
+          <w:b/>
+        </w:rPr>
+        <w:t>Preferences…</w:t>
+      </w:r>
+      <w:r>
+        <w:t>.</w:t>
+      </w:r>
+    </w:p>
+    <w:p>
+      <w:pPr>
+        <w:keepNext/>
+        <w:jc w:val="center"/>
+      </w:pPr>
+      <w:r>
+        <w:drawing>
+          <wp:inline xmlns:a="http://schemas.openxmlformats.org/drawingml/2006/main" xmlns:pic="http://schemas.openxmlformats.org/drawingml/2006/picture">
+            <wp:extent cx="4896000" cy="3060000"/>
+            <wp:docPr id="6" name="Picture 6"/>
+            <wp:cNvGraphicFramePr>
+              <a:graphicFrameLocks noChangeAspect="1"/>
+            </wp:cNvGraphicFramePr>
+            <a:graphic>
+              <a:graphicData uri="http://schemas.openxmlformats.org/drawingml/2006/picture">
+                <pic:pic>
+                  <pic:nvPicPr>
+                    <pic:cNvPr id="0" name="fw_02.png"/>
+                    <pic:cNvPicPr/>
+                  </pic:nvPicPr>
+                  <pic:blipFill>
+                    <a:blip r:embed="rId14"/>
+                    <a:stretch>
+                      <a:fillRect/>
+                    </a:stretch>
+                  </pic:blipFill>
+                  <pic:spPr>
+                    <a:xfrm>
+                      <a:off x="0" y="0"/>
+                      <a:ext cx="4896000" cy="3060000"/>
+                    </a:xfrm>
+                    <a:prstGeom prst="rect"/>
+                  </pic:spPr>
+                </pic:pic>
+              </a:graphicData>
+            </a:graphic>
+          </wp:inline>
+        </w:drawing>
+      </w:r>
+    </w:p>
+    <w:p>
+      <w:pPr>
+        <w:jc w:val="center"/>
+      </w:pPr>
+      <w:r>
+        <w:rPr>
+          <w:i/>
+          <w:sz w:val="18"/>
+        </w:rPr>
+        <w:t>File → Preferences</w:t>
+      </w:r>
+    </w:p>
+    <w:p>
+      <w:pPr>
+        <w:keepNext/>
+        <w:spacing w:after="60"/>
+        <w:ind w:left="510" w:hanging="340"/>
+      </w:pPr>
+      <w:r>
+        <w:rPr>
+          <w:b w:val="0"/>
+        </w:rPr>
+        <w:t xml:space="preserve">3. </w:t>
+      </w:r>
+      <w:r>
+        <w:t xml:space="preserve">In </w:t>
+      </w:r>
+      <w:r>
+        <w:rPr>
+          <w:b/>
+        </w:rPr>
+        <w:t>Additional boards manager URLs</w:t>
+      </w:r>
+      <w:r>
+        <w:t xml:space="preserve"> paste the address below, then click </w:t>
+      </w:r>
+      <w:r>
+        <w:rPr>
+          <w:b/>
+        </w:rPr>
+        <w:t>OK</w:t>
+      </w:r>
+      <w:r>
+        <w:t xml:space="preserve">: </w:t>
+      </w:r>
+      <w:r>
+        <w:rPr>
+          <w:rFonts w:ascii="Consolas" w:hAnsi="Consolas"/>
+          <w:sz w:val="19"/>
+        </w:rPr>
+        <w:t>https://raw.githubusercontent.com/espressif/arduino-esp32/gh-pages/package_esp32_index.json</w:t>
+      </w:r>
+    </w:p>
+    <w:p>
+      <w:pPr>
+        <w:keepNext/>
+        <w:jc w:val="center"/>
+      </w:pPr>
+      <w:r>
+        <w:drawing>
+          <wp:inline xmlns:a="http://schemas.openxmlformats.org/drawingml/2006/main" xmlns:pic="http://schemas.openxmlformats.org/drawingml/2006/picture">
+            <wp:extent cx="4587118" cy="3060000"/>
+            <wp:docPr id="7" name="Picture 7"/>
+            <wp:cNvGraphicFramePr>
+              <a:graphicFrameLocks noChangeAspect="1"/>
+            </wp:cNvGraphicFramePr>
+            <a:graphic>
+              <a:graphicData uri="http://schemas.openxmlformats.org/drawingml/2006/picture">
+                <pic:pic>
+                  <pic:nvPicPr>
+                    <pic:cNvPr id="0" name="fw_03.png"/>
+                    <pic:cNvPicPr/>
+                  </pic:nvPicPr>
+                  <pic:blipFill>
+                    <a:blip r:embed="rId15"/>
+                    <a:stretch>
+                      <a:fillRect/>
+                    </a:stretch>
+                  </pic:blipFill>
+                  <pic:spPr>
+                    <a:xfrm>
+                      <a:off x="0" y="0"/>
+                      <a:ext cx="4587118" cy="3060000"/>
+                    </a:xfrm>
+                    <a:prstGeom prst="rect"/>
+                  </pic:spPr>
+                </pic:pic>
+              </a:graphicData>
+            </a:graphic>
+          </wp:inline>
+        </w:drawing>
+      </w:r>
+    </w:p>
+    <w:p>
+      <w:pPr>
+        <w:jc w:val="center"/>
+      </w:pPr>
+      <w:r>
+        <w:rPr>
+          <w:i/>
+          <w:sz w:val="18"/>
+        </w:rPr>
+        <w:t>The ESP32 boards address in Preferences</w:t>
+      </w:r>
+    </w:p>
+    <w:p>
+      <w:pPr>
+        <w:keepNext/>
+        <w:spacing w:after="60"/>
+        <w:ind w:left="510" w:hanging="340"/>
+      </w:pPr>
+      <w:r>
+        <w:rPr>
+          <w:b w:val="0"/>
+        </w:rPr>
+        <w:t xml:space="preserve">4. </w:t>
+      </w:r>
+      <w:r>
+        <w:t>Click the second icon in the left bar (</w:t>
+      </w:r>
+      <w:r>
+        <w:rPr>
+          <w:b/>
+        </w:rPr>
+        <w:t>Boards Manager</w:t>
+      </w:r>
+      <w:r>
+        <w:t xml:space="preserve">), type </w:t>
+      </w:r>
+      <w:r>
+        <w:rPr>
+          <w:b/>
+        </w:rPr>
+        <w:t>esp32</w:t>
+      </w:r>
+      <w:r>
+        <w:t xml:space="preserve"> in the search box and, on </w:t>
+      </w:r>
+      <w:r>
+        <w:rPr>
+          <w:b/>
+        </w:rPr>
+        <w:t>esp32 by Espressif Systems</w:t>
+      </w:r>
+      <w:r>
+        <w:t xml:space="preserve">, click </w:t>
+      </w:r>
+      <w:r>
+        <w:rPr>
+          <w:b/>
+        </w:rPr>
+        <w:t>INSTALL</w:t>
+      </w:r>
+      <w:r>
+        <w:t>. Do not pick "Arduino ESP32 Boards" above it. It takes a few minutes. If it says "installed" under the name, there is nothing to do.</w:t>
+      </w:r>
+    </w:p>
+    <w:p>
+      <w:pPr>
+        <w:keepNext/>
+        <w:jc w:val="center"/>
+      </w:pPr>
+      <w:r>
+        <w:drawing>
+          <wp:inline xmlns:a="http://schemas.openxmlformats.org/drawingml/2006/main" xmlns:pic="http://schemas.openxmlformats.org/drawingml/2006/picture">
+            <wp:extent cx="3934285" cy="3059999"/>
+            <wp:docPr id="8" name="Picture 8"/>
+            <wp:cNvGraphicFramePr>
+              <a:graphicFrameLocks noChangeAspect="1"/>
+            </wp:cNvGraphicFramePr>
+            <a:graphic>
+              <a:graphicData uri="http://schemas.openxmlformats.org/drawingml/2006/picture">
+                <pic:pic>
+                  <pic:nvPicPr>
+                    <pic:cNvPr id="0" name="fw_04.png"/>
+                    <pic:cNvPicPr/>
+                  </pic:nvPicPr>
+                  <pic:blipFill>
+                    <a:blip r:embed="rId16"/>
+                    <a:stretch>
+                      <a:fillRect/>
+                    </a:stretch>
+                  </pic:blipFill>
+                  <pic:spPr>
+                    <a:xfrm>
+                      <a:off x="0" y="0"/>
+                      <a:ext cx="3934285" cy="3059999"/>
+                    </a:xfrm>
+                    <a:prstGeom prst="rect"/>
+                  </pic:spPr>
+                </pic:pic>
+              </a:graphicData>
+            </a:graphic>
+          </wp:inline>
+        </w:drawing>
+      </w:r>
+    </w:p>
+    <w:p>
+      <w:pPr>
+        <w:jc w:val="center"/>
+      </w:pPr>
+      <w:r>
+        <w:rPr>
+          <w:i/>
+          <w:sz w:val="18"/>
+        </w:rPr>
+        <w:t>Boards Manager: esp32 by Espressif Systems</w:t>
+      </w:r>
+    </w:p>
+    <w:p>
+      <w:pPr>
+        <w:spacing w:after="60"/>
+        <w:ind w:left="510" w:hanging="340"/>
+      </w:pPr>
+      <w:r>
+        <w:rPr>
+          <w:b w:val="0"/>
+        </w:rPr>
+        <w:t xml:space="preserve">5. </w:t>
+      </w:r>
+      <w:r>
+        <w:t>Click the third icon (</w:t>
+      </w:r>
+      <w:r>
+        <w:rPr>
+          <w:b/>
+        </w:rPr>
+        <w:t>Library Manager</w:t>
+      </w:r>
+      <w:r>
+        <w:t xml:space="preserve">) and install these libraries one by one. Type the name and click </w:t>
+      </w:r>
+      <w:r>
+        <w:rPr>
+          <w:b/>
+        </w:rPr>
+        <w:t>INSTALL</w:t>
+      </w:r>
+      <w:r>
+        <w:t xml:space="preserve">. If it asks about dependencies, click </w:t>
+      </w:r>
+      <w:r>
+        <w:rPr>
+          <w:b/>
+        </w:rPr>
+        <w:t>INSTALL ALL</w:t>
+      </w:r>
+      <w:r>
+        <w:t>.</w:t>
+      </w:r>
+    </w:p>
+    <w:p>
+      <w:pPr>
+        <w:pStyle w:val="ListBullet2"/>
+      </w:pPr>
+      <w:r>
+        <w:rPr>
+          <w:b/>
+        </w:rPr>
+        <w:t>Adafruit BME280 Library</w:t>
+      </w:r>
+    </w:p>
+    <w:p>
+      <w:pPr>
+        <w:pStyle w:val="ListBullet2"/>
+      </w:pPr>
+      <w:r>
+        <w:rPr>
+          <w:b/>
+        </w:rPr>
+        <w:t>Adafruit VEML7700 Library</w:t>
+      </w:r>
+    </w:p>
+    <w:p>
+      <w:pPr>
+        <w:pStyle w:val="ListBullet2"/>
+      </w:pPr>
+      <w:r>
+        <w:rPr>
+          <w:b/>
+        </w:rPr>
+        <w:t>Adafruit Unified Sensor</w:t>
+      </w:r>
+      <w:r>
+        <w:t xml:space="preserve"> (usually installed together with the first one)</w:t>
+      </w:r>
+    </w:p>
+    <w:p>
+      <w:pPr>
+        <w:pStyle w:val="ListBullet2"/>
+        <w:keepNext/>
+      </w:pPr>
+      <w:r>
+        <w:rPr>
+          <w:b/>
+        </w:rPr>
+        <w:t>SparkFun SCD4x Arduino Library</w:t>
+      </w:r>
+    </w:p>
+    <w:p>
+      <w:pPr>
+        <w:keepNext/>
+        <w:jc w:val="center"/>
+      </w:pPr>
+      <w:r>
+        <w:drawing>
+          <wp:inline xmlns:a="http://schemas.openxmlformats.org/drawingml/2006/main" xmlns:pic="http://schemas.openxmlformats.org/drawingml/2006/picture">
+            <wp:extent cx="4896000" cy="3060000"/>
+            <wp:docPr id="9" name="Picture 9"/>
+            <wp:cNvGraphicFramePr>
+              <a:graphicFrameLocks noChangeAspect="1"/>
+            </wp:cNvGraphicFramePr>
+            <a:graphic>
+              <a:graphicData uri="http://schemas.openxmlformats.org/drawingml/2006/picture">
+                <pic:pic>
+                  <pic:nvPicPr>
+                    <pic:cNvPr id="0" name="fw_05.png"/>
+                    <pic:cNvPicPr/>
+                  </pic:nvPicPr>
+                  <pic:blipFill>
+                    <a:blip r:embed="rId17"/>
+                    <a:stretch>
+                      <a:fillRect/>
+                    </a:stretch>
+                  </pic:blipFill>
+                  <pic:spPr>
+                    <a:xfrm>
+                      <a:off x="0" y="0"/>
+                      <a:ext cx="4896000" cy="3060000"/>
+                    </a:xfrm>
+                    <a:prstGeom prst="rect"/>
+                  </pic:spPr>
+                </pic:pic>
+              </a:graphicData>
+            </a:graphic>
+          </wp:inline>
+        </w:drawing>
+      </w:r>
+    </w:p>
+    <w:p>
+      <w:pPr>
+        <w:keepNext/>
+        <w:jc w:val="center"/>
+      </w:pPr>
+      <w:r>
+        <w:rPr>
+          <w:i/>
+          <w:sz w:val="18"/>
+        </w:rPr>
+        <w:t>Library Manager: Adafruit BME280</w:t>
+      </w:r>
+    </w:p>
+    <w:p>
+      <w:pPr>
+        <w:keepNext/>
+        <w:jc w:val="center"/>
+      </w:pPr>
+      <w:r>
+        <w:drawing>
+          <wp:inline xmlns:a="http://schemas.openxmlformats.org/drawingml/2006/main" xmlns:pic="http://schemas.openxmlformats.org/drawingml/2006/picture">
+            <wp:extent cx="4896000" cy="3060000"/>
+            <wp:docPr id="10" name="Picture 10"/>
+            <wp:cNvGraphicFramePr>
+              <a:graphicFrameLocks noChangeAspect="1"/>
+            </wp:cNvGraphicFramePr>
+            <a:graphic>
+              <a:graphicData uri="http://schemas.openxmlformats.org/drawingml/2006/picture">
+                <pic:pic>
+                  <pic:nvPicPr>
+                    <pic:cNvPr id="0" name="fw_06.png"/>
+                    <pic:cNvPicPr/>
+                  </pic:nvPicPr>
+                  <pic:blipFill>
+                    <a:blip r:embed="rId18"/>
+                    <a:stretch>
+                      <a:fillRect/>
+                    </a:stretch>
+                  </pic:blipFill>
+                  <pic:spPr>
+                    <a:xfrm>
+                      <a:off x="0" y="0"/>
+                      <a:ext cx="4896000" cy="3060000"/>
+                    </a:xfrm>
+                    <a:prstGeom prst="rect"/>
+                  </pic:spPr>
+                </pic:pic>
+              </a:graphicData>
+            </a:graphic>
+          </wp:inline>
+        </w:drawing>
+      </w:r>
+    </w:p>
+    <w:p>
+      <w:pPr>
+        <w:jc w:val="center"/>
+      </w:pPr>
+      <w:r>
+        <w:rPr>
+          <w:i/>
+          <w:sz w:val="18"/>
+        </w:rPr>
+        <w:t>Library Manager: SparkFun SCD4x</w:t>
+      </w:r>
+    </w:p>
+    <w:p>
+      <w:pPr>
+        <w:pStyle w:val="Heading3"/>
+        <w:keepNext/>
+      </w:pPr>
+      <w:r>
+        <w:t>5.3 Writing the firmware to the box</w:t>
+      </w:r>
+    </w:p>
+    <w:p>
+      <w:pPr>
+        <w:spacing w:after="60"/>
+        <w:ind w:left="510" w:hanging="340"/>
+      </w:pPr>
+      <w:r>
+        <w:rPr>
+          <w:b w:val="0"/>
+        </w:rPr>
+        <w:t xml:space="preserve">1. </w:t>
+      </w:r>
+      <w:r>
+        <w:t>Plug the board inside the box into the computer with the USB cable.</w:t>
+      </w:r>
+    </w:p>
+    <w:p>
+      <w:pPr>
+        <w:keepNext/>
+        <w:spacing w:after="60"/>
+        <w:ind w:left="510" w:hanging="340"/>
+      </w:pPr>
+      <w:r>
+        <w:rPr>
+          <w:b w:val="0"/>
+        </w:rPr>
+        <w:t xml:space="preserve">2. </w:t>
+      </w:r>
+      <w:r>
+        <w:t xml:space="preserve">In the Arduino IDE: </w:t>
+      </w:r>
+      <w:r>
+        <w:rPr>
+          <w:b/>
+        </w:rPr>
+        <w:t>File → Open…</w:t>
+      </w:r>
+      <w:r>
+        <w:t>.</w:t>
+      </w:r>
+    </w:p>
+    <w:p>
+      <w:pPr>
+        <w:keepNext/>
+        <w:jc w:val="center"/>
+      </w:pPr>
+      <w:r>
+        <w:drawing>
+          <wp:inline xmlns:a="http://schemas.openxmlformats.org/drawingml/2006/main" xmlns:pic="http://schemas.openxmlformats.org/drawingml/2006/picture">
+            <wp:extent cx="4896000" cy="3060000"/>
+            <wp:docPr id="11" name="Picture 11"/>
+            <wp:cNvGraphicFramePr>
+              <a:graphicFrameLocks noChangeAspect="1"/>
+            </wp:cNvGraphicFramePr>
+            <a:graphic>
+              <a:graphicData uri="http://schemas.openxmlformats.org/drawingml/2006/picture">
+                <pic:pic>
+                  <pic:nvPicPr>
+                    <pic:cNvPr id="0" name="fw_07.png"/>
+                    <pic:cNvPicPr/>
+                  </pic:nvPicPr>
+                  <pic:blipFill>
+                    <a:blip r:embed="rId19"/>
+                    <a:stretch>
+                      <a:fillRect/>
+                    </a:stretch>
+                  </pic:blipFill>
+                  <pic:spPr>
+                    <a:xfrm>
+                      <a:off x="0" y="0"/>
+                      <a:ext cx="4896000" cy="3060000"/>
+                    </a:xfrm>
+                    <a:prstGeom prst="rect"/>
+                  </pic:spPr>
+                </pic:pic>
+              </a:graphicData>
+            </a:graphic>
+          </wp:inline>
+        </w:drawing>
+      </w:r>
+    </w:p>
+    <w:p>
+      <w:pPr>
+        <w:jc w:val="center"/>
+      </w:pPr>
+      <w:r>
+        <w:rPr>
+          <w:i/>
+          <w:sz w:val="18"/>
+        </w:rPr>
+        <w:t>File → Open</w:t>
+      </w:r>
+    </w:p>
+    <w:p>
+      <w:pPr>
+        <w:keepNext/>
+        <w:spacing w:after="60"/>
+        <w:ind w:left="510" w:hanging="340"/>
+      </w:pPr>
+      <w:r>
+        <w:rPr>
+          <w:b w:val="0"/>
+        </w:rPr>
+        <w:t xml:space="preserve">3. </w:t>
+      </w:r>
+      <w:r>
+        <w:t xml:space="preserve">In the </w:t>
+      </w:r>
+      <w:r>
+        <w:rPr>
+          <w:b/>
+        </w:rPr>
+        <w:t>Open</w:t>
+      </w:r>
+      <w:r>
+        <w:t xml:space="preserve"> window, pick </w:t>
+      </w:r>
+      <w:r>
+        <w:rPr>
+          <w:b/>
+        </w:rPr>
+        <w:t>Downloads</w:t>
+      </w:r>
+      <w:r>
+        <w:t xml:space="preserve"> on the left, then double-click the </w:t>
+      </w:r>
+      <w:r>
+        <w:rPr>
+          <w:b/>
+        </w:rPr>
+        <w:t>FieldBox_v…</w:t>
+      </w:r>
+      <w:r>
+        <w:t xml:space="preserve"> folder.</w:t>
+      </w:r>
+    </w:p>
+    <w:p>
+      <w:pPr>
+        <w:keepNext/>
+        <w:jc w:val="center"/>
+      </w:pPr>
+      <w:r>
+        <w:drawing>
+          <wp:inline xmlns:a="http://schemas.openxmlformats.org/drawingml/2006/main" xmlns:pic="http://schemas.openxmlformats.org/drawingml/2006/picture">
+            <wp:extent cx="6120000" cy="1901025"/>
+            <wp:docPr id="12" name="Picture 12"/>
+            <wp:cNvGraphicFramePr>
+              <a:graphicFrameLocks noChangeAspect="1"/>
+            </wp:cNvGraphicFramePr>
+            <a:graphic>
+              <a:graphicData uri="http://schemas.openxmlformats.org/drawingml/2006/picture">
+                <pic:pic>
+                  <pic:nvPicPr>
+                    <pic:cNvPr id="0" name="fw_08.png"/>
+                    <pic:cNvPicPr/>
+                  </pic:nvPicPr>
+                  <pic:blipFill>
+                    <a:blip r:embed="rId20"/>
+                    <a:stretch>
+                      <a:fillRect/>
+                    </a:stretch>
+                  </pic:blipFill>
+                  <pic:spPr>
+                    <a:xfrm>
+                      <a:off x="0" y="0"/>
+                      <a:ext cx="6120000" cy="1901025"/>
+                    </a:xfrm>
+                    <a:prstGeom prst="rect"/>
+                  </pic:spPr>
+                </pic:pic>
+              </a:graphicData>
+            </a:graphic>
+          </wp:inline>
+        </w:drawing>
+      </w:r>
+    </w:p>
+    <w:p>
+      <w:pPr>
+        <w:jc w:val="center"/>
+      </w:pPr>
+      <w:r>
+        <w:rPr>
+          <w:i/>
+          <w:sz w:val="18"/>
+        </w:rPr>
+        <w:t>Downloads → FieldBox</w:t>
+      </w:r>
+    </w:p>
+    <w:p>
+      <w:pPr>
+        <w:keepNext/>
+        <w:spacing w:after="60"/>
+        <w:ind w:left="510" w:hanging="340"/>
+      </w:pPr>
+      <w:r>
+        <w:rPr>
+          <w:b w:val="0"/>
+        </w:rPr>
+        <w:t xml:space="preserve">4. </w:t>
+      </w:r>
+      <w:r>
+        <w:t xml:space="preserve">Double-click </w:t>
+      </w:r>
+      <w:r>
+        <w:rPr>
+          <w:b/>
+        </w:rPr>
+        <w:t>firmware</w:t>
+      </w:r>
+      <w:r>
+        <w:t>…</w:t>
+      </w:r>
+    </w:p>
+    <w:p>
+      <w:pPr>
+        <w:keepNext/>
+        <w:jc w:val="center"/>
+      </w:pPr>
+      <w:r>
+        <w:drawing>
+          <wp:inline xmlns:a="http://schemas.openxmlformats.org/drawingml/2006/main" xmlns:pic="http://schemas.openxmlformats.org/drawingml/2006/picture">
+            <wp:extent cx="6120000" cy="1770975"/>
+            <wp:docPr id="13" name="Picture 13"/>
+            <wp:cNvGraphicFramePr>
+              <a:graphicFrameLocks noChangeAspect="1"/>
+            </wp:cNvGraphicFramePr>
+            <a:graphic>
+              <a:graphicData uri="http://schemas.openxmlformats.org/drawingml/2006/picture">
+                <pic:pic>
+                  <pic:nvPicPr>
+                    <pic:cNvPr id="0" name="fw_09.png"/>
+                    <pic:cNvPicPr/>
+                  </pic:nvPicPr>
+                  <pic:blipFill>
+                    <a:blip r:embed="rId21"/>
+                    <a:stretch>
+                      <a:fillRect/>
+                    </a:stretch>
+                  </pic:blipFill>
+                  <pic:spPr>
+                    <a:xfrm>
+                      <a:off x="0" y="0"/>
+                      <a:ext cx="6120000" cy="1770975"/>
+                    </a:xfrm>
+                    <a:prstGeom prst="rect"/>
+                  </pic:spPr>
+                </pic:pic>
+              </a:graphicData>
+            </a:graphic>
+          </wp:inline>
+        </w:drawing>
+      </w:r>
+    </w:p>
+    <w:p>
+      <w:pPr>
+        <w:jc w:val="center"/>
+      </w:pPr>
+      <w:r>
+        <w:rPr>
+          <w:i/>
+          <w:sz w:val="18"/>
+        </w:rPr>
+        <w:t>The firmware folder</w:t>
+      </w:r>
+    </w:p>
+    <w:p>
+      <w:pPr>
+        <w:keepNext/>
+        <w:spacing w:after="60"/>
+        <w:ind w:left="510" w:hanging="340"/>
+      </w:pPr>
+      <w:r>
+        <w:rPr>
+          <w:b w:val="0"/>
+        </w:rPr>
+        <w:t xml:space="preserve">5. </w:t>
+      </w:r>
+      <w:r>
+        <w:t xml:space="preserve">…then </w:t>
+      </w:r>
+      <w:r>
+        <w:rPr>
+          <w:b/>
+        </w:rPr>
+        <w:t>fieldbox_bt_v0_3</w:t>
+      </w:r>
+      <w:r>
+        <w:t>.</w:t>
+      </w:r>
+    </w:p>
+    <w:p>
+      <w:pPr>
+        <w:keepNext/>
+        <w:jc w:val="center"/>
+      </w:pPr>
+      <w:r>
+        <w:drawing>
+          <wp:inline xmlns:a="http://schemas.openxmlformats.org/drawingml/2006/main" xmlns:pic="http://schemas.openxmlformats.org/drawingml/2006/picture">
+            <wp:extent cx="6120000" cy="1770975"/>
+            <wp:docPr id="14" name="Picture 14"/>
+            <wp:cNvGraphicFramePr>
+              <a:graphicFrameLocks noChangeAspect="1"/>
+            </wp:cNvGraphicFramePr>
+            <a:graphic>
+              <a:graphicData uri="http://schemas.openxmlformats.org/drawingml/2006/picture">
+                <pic:pic>
+                  <pic:nvPicPr>
+                    <pic:cNvPr id="0" name="fw_10.png"/>
+                    <pic:cNvPicPr/>
+                  </pic:nvPicPr>
+                  <pic:blipFill>
+                    <a:blip r:embed="rId22"/>
+                    <a:stretch>
+                      <a:fillRect/>
+                    </a:stretch>
+                  </pic:blipFill>
+                  <pic:spPr>
+                    <a:xfrm>
+                      <a:off x="0" y="0"/>
+                      <a:ext cx="6120000" cy="1770975"/>
+                    </a:xfrm>
+                    <a:prstGeom prst="rect"/>
+                  </pic:spPr>
+                </pic:pic>
+              </a:graphicData>
+            </a:graphic>
+          </wp:inline>
+        </w:drawing>
+      </w:r>
+    </w:p>
+    <w:p>
+      <w:pPr>
+        <w:jc w:val="center"/>
+      </w:pPr>
+      <w:r>
+        <w:rPr>
+          <w:i/>
+          <w:sz w:val="18"/>
+        </w:rPr>
+        <w:t>The fieldbox_bt_v0_3 folder</w:t>
+      </w:r>
+    </w:p>
+    <w:p>
+      <w:pPr>
+        <w:keepNext/>
+        <w:spacing w:after="60"/>
+        <w:ind w:left="510" w:hanging="340"/>
+      </w:pPr>
+      <w:r>
+        <w:rPr>
+          <w:b w:val="0"/>
+        </w:rPr>
+        <w:t xml:space="preserve">6. </w:t>
+      </w:r>
+      <w:r>
+        <w:t xml:space="preserve">Select </w:t>
+      </w:r>
+      <w:r>
+        <w:rPr>
+          <w:b/>
+        </w:rPr>
+        <w:t>fieldbox_bt_v0_3.ino</w:t>
+      </w:r>
+      <w:r>
+        <w:t xml:space="preserve"> and click </w:t>
+      </w:r>
+      <w:r>
+        <w:rPr>
+          <w:b/>
+        </w:rPr>
+        <w:t>Open</w:t>
+      </w:r>
+      <w:r>
+        <w:t xml:space="preserve">. The program opens in a new window. Carry on in that one, titled </w:t>
+      </w:r>
+      <w:r>
+        <w:rPr>
+          <w:b/>
+        </w:rPr>
+        <w:t>fieldbox_bt_v0_3</w:t>
+      </w:r>
+      <w:r>
+        <w:t>.</w:t>
+      </w:r>
+    </w:p>
+    <w:p>
+      <w:pPr>
+        <w:keepNext/>
+        <w:jc w:val="center"/>
+      </w:pPr>
+      <w:r>
+        <w:drawing>
+          <wp:inline xmlns:a="http://schemas.openxmlformats.org/drawingml/2006/main" xmlns:pic="http://schemas.openxmlformats.org/drawingml/2006/picture">
+            <wp:extent cx="3996734" cy="3059999"/>
+            <wp:docPr id="15" name="Picture 15"/>
+            <wp:cNvGraphicFramePr>
+              <a:graphicFrameLocks noChangeAspect="1"/>
+            </wp:cNvGraphicFramePr>
+            <a:graphic>
+              <a:graphicData uri="http://schemas.openxmlformats.org/drawingml/2006/picture">
+                <pic:pic>
+                  <pic:nvPicPr>
+                    <pic:cNvPr id="0" name="fw_11.png"/>
+                    <pic:cNvPicPr/>
+                  </pic:nvPicPr>
+                  <pic:blipFill>
+                    <a:blip r:embed="rId23"/>
+                    <a:stretch>
+                      <a:fillRect/>
+                    </a:stretch>
+                  </pic:blipFill>
+                  <pic:spPr>
+                    <a:xfrm>
+                      <a:off x="0" y="0"/>
+                      <a:ext cx="3996734" cy="3059999"/>
+                    </a:xfrm>
+                    <a:prstGeom prst="rect"/>
+                  </pic:spPr>
+                </pic:pic>
+              </a:graphicData>
+            </a:graphic>
+          </wp:inline>
+        </w:drawing>
+      </w:r>
+    </w:p>
+    <w:p>
+      <w:pPr>
+        <w:jc w:val="center"/>
+      </w:pPr>
+      <w:r>
+        <w:rPr>
+          <w:i/>
+          <w:sz w:val="18"/>
+        </w:rPr>
+        <w:t>Opening fieldbox_bt_v0_3.ino</w:t>
+      </w:r>
+    </w:p>
+    <w:p>
+      <w:pPr>
+        <w:keepNext/>
+        <w:spacing w:after="60"/>
+        <w:ind w:left="510" w:hanging="340"/>
+      </w:pPr>
+      <w:r>
+        <w:rPr>
+          <w:b w:val="0"/>
+        </w:rPr>
+        <w:t xml:space="preserve">7. </w:t>
+      </w:r>
+      <w:r>
+        <w:rPr>
+          <w:b/>
+        </w:rPr>
+        <w:t>Tools → Board → esp32 → ESP32 Dev Module</w:t>
+      </w:r>
+      <w:r>
+        <w:t>.</w:t>
+      </w:r>
+    </w:p>
+    <w:p>
+      <w:pPr>
+        <w:keepNext/>
+        <w:jc w:val="center"/>
+      </w:pPr>
+      <w:r>
+        <w:drawing>
+          <wp:inline xmlns:a="http://schemas.openxmlformats.org/drawingml/2006/main" xmlns:pic="http://schemas.openxmlformats.org/drawingml/2006/picture">
+            <wp:extent cx="6120000" cy="2578050"/>
+            <wp:docPr id="16" name="Picture 16"/>
+            <wp:cNvGraphicFramePr>
+              <a:graphicFrameLocks noChangeAspect="1"/>
+            </wp:cNvGraphicFramePr>
+            <a:graphic>
+              <a:graphicData uri="http://schemas.openxmlformats.org/drawingml/2006/picture">
+                <pic:pic>
+                  <pic:nvPicPr>
+                    <pic:cNvPr id="0" name="fw_12.png"/>
+                    <pic:cNvPicPr/>
+                  </pic:nvPicPr>
+                  <pic:blipFill>
+                    <a:blip r:embed="rId24"/>
+                    <a:stretch>
+                      <a:fillRect/>
+                    </a:stretch>
+                  </pic:blipFill>
+                  <pic:spPr>
+                    <a:xfrm>
+                      <a:off x="0" y="0"/>
+                      <a:ext cx="6120000" cy="2578050"/>
+                    </a:xfrm>
+                    <a:prstGeom prst="rect"/>
+                  </pic:spPr>
+                </pic:pic>
+              </a:graphicData>
+            </a:graphic>
+          </wp:inline>
+        </w:drawing>
+      </w:r>
+    </w:p>
+    <w:p>
+      <w:pPr>
+        <w:jc w:val="center"/>
+      </w:pPr>
+      <w:r>
+        <w:rPr>
+          <w:i/>
+          <w:sz w:val="18"/>
+        </w:rPr>
+        <w:t>Tools → Board → esp32 → ESP32 Dev Module</w:t>
+      </w:r>
+    </w:p>
+    <w:p>
+      <w:pPr>
+        <w:keepNext/>
+        <w:spacing w:after="60"/>
+        <w:ind w:left="510" w:hanging="340"/>
+      </w:pPr>
+      <w:r>
+        <w:rPr>
+          <w:b w:val="0"/>
+        </w:rPr>
+        <w:t xml:space="preserve">8. </w:t>
+      </w:r>
+      <w:r>
+        <w:rPr>
+          <w:b/>
+        </w:rPr>
+        <w:t>Tools → Port</w:t>
+      </w:r>
+      <w:r>
+        <w:t xml:space="preserve"> → the board's port (e.g. </w:t>
+      </w:r>
+      <w:r>
+        <w:rPr>
+          <w:b/>
+        </w:rPr>
+        <w:t>COM5</w:t>
+      </w:r>
+      <w:r>
+        <w:t>). If several ports are listed, unplug the cable and see which one disappears, then plug it back in. The port that comes back is the box.</w:t>
+      </w:r>
+    </w:p>
+    <w:p>
+      <w:pPr>
+        <w:keepNext/>
+        <w:jc w:val="center"/>
+      </w:pPr>
+      <w:r>
+        <w:drawing>
+          <wp:inline xmlns:a="http://schemas.openxmlformats.org/drawingml/2006/main" xmlns:pic="http://schemas.openxmlformats.org/drawingml/2006/picture">
+            <wp:extent cx="5032000" cy="3060000"/>
+            <wp:docPr id="17" name="Picture 17"/>
+            <wp:cNvGraphicFramePr>
+              <a:graphicFrameLocks noChangeAspect="1"/>
+            </wp:cNvGraphicFramePr>
+            <a:graphic>
+              <a:graphicData uri="http://schemas.openxmlformats.org/drawingml/2006/picture">
+                <pic:pic>
+                  <pic:nvPicPr>
+                    <pic:cNvPr id="0" name="fw_13.png"/>
+                    <pic:cNvPicPr/>
+                  </pic:nvPicPr>
+                  <pic:blipFill>
+                    <a:blip r:embed="rId25"/>
+                    <a:stretch>
+                      <a:fillRect/>
+                    </a:stretch>
+                  </pic:blipFill>
+                  <pic:spPr>
+                    <a:xfrm>
+                      <a:off x="0" y="0"/>
+                      <a:ext cx="5032000" cy="3060000"/>
+                    </a:xfrm>
+                    <a:prstGeom prst="rect"/>
+                  </pic:spPr>
+                </pic:pic>
+              </a:graphicData>
+            </a:graphic>
+          </wp:inline>
+        </w:drawing>
+      </w:r>
+    </w:p>
+    <w:p>
+      <w:pPr>
+        <w:jc w:val="center"/>
+      </w:pPr>
+      <w:r>
+        <w:rPr>
+          <w:i/>
+          <w:sz w:val="18"/>
+        </w:rPr>
+        <w:t>Tools → Port</w:t>
+      </w:r>
+    </w:p>
+    <w:p>
+      <w:pPr>
+        <w:keepNext/>
+        <w:spacing w:after="60"/>
+        <w:ind w:left="510" w:hanging="340"/>
+      </w:pPr>
+      <w:r>
+        <w:rPr>
+          <w:b w:val="0"/>
+        </w:rPr>
+        <w:t xml:space="preserve">9. </w:t>
+      </w:r>
+      <w:r>
+        <w:rPr>
+          <w:b/>
+        </w:rPr>
+        <w:t>Tools → Partition Scheme → No OTA (2MB APP/2MB SPIFFS)</w:t>
+      </w:r>
+      <w:r>
+        <w:t>.</w:t>
+      </w:r>
+    </w:p>
+    <w:p>
+      <w:pPr>
+        <w:keepNext/>
+        <w:jc w:val="center"/>
+      </w:pPr>
+      <w:r>
+        <w:drawing>
+          <wp:inline xmlns:a="http://schemas.openxmlformats.org/drawingml/2006/main" xmlns:pic="http://schemas.openxmlformats.org/drawingml/2006/picture">
+            <wp:extent cx="6014742" cy="3060000"/>
+            <wp:docPr id="18" name="Picture 18"/>
+            <wp:cNvGraphicFramePr>
+              <a:graphicFrameLocks noChangeAspect="1"/>
+            </wp:cNvGraphicFramePr>
+            <a:graphic>
+              <a:graphicData uri="http://schemas.openxmlformats.org/drawingml/2006/picture">
+                <pic:pic>
+                  <pic:nvPicPr>
+                    <pic:cNvPr id="0" name="fw_14.png"/>
+                    <pic:cNvPicPr/>
+                  </pic:nvPicPr>
+                  <pic:blipFill>
+                    <a:blip r:embed="rId26"/>
+                    <a:stretch>
+                      <a:fillRect/>
+                    </a:stretch>
+                  </pic:blipFill>
+                  <pic:spPr>
+                    <a:xfrm>
+                      <a:off x="0" y="0"/>
+                      <a:ext cx="6014742" cy="3060000"/>
+                    </a:xfrm>
+                    <a:prstGeom prst="rect"/>
+                  </pic:spPr>
+                </pic:pic>
+              </a:graphicData>
+            </a:graphic>
+          </wp:inline>
+        </w:drawing>
+      </w:r>
+    </w:p>
+    <w:p>
+      <w:pPr>
+        <w:jc w:val="center"/>
+      </w:pPr>
+      <w:r>
+        <w:rPr>
+          <w:i/>
+          <w:sz w:val="18"/>
+        </w:rPr>
+        <w:t>Tools → Partition Scheme → No OTA (2MB APP/2MB SPIFFS)</w:t>
+      </w:r>
+    </w:p>
+    <w:p>
+      <w:pPr>
+        <w:keepNext/>
+        <w:spacing w:after="60"/>
+        <w:ind w:left="510" w:hanging="340"/>
+      </w:pPr>
+      <w:r>
+        <w:rPr>
+          <w:b w:val="0"/>
+        </w:rPr>
+        <w:t xml:space="preserve">10. </w:t>
+      </w:r>
+      <w:r>
+        <w:t xml:space="preserve">Open </w:t>
+      </w:r>
+      <w:r>
+        <w:rPr>
+          <w:b/>
+        </w:rPr>
+        <w:t>Tools</w:t>
+      </w:r>
+      <w:r>
+        <w:t xml:space="preserve"> once more and check the three lines: </w:t>
+      </w:r>
+      <w:r>
+        <w:rPr>
+          <w:b/>
+        </w:rPr>
+        <w:t>Board: "ESP32 Dev Module"</w:t>
+      </w:r>
+      <w:r>
+        <w:t xml:space="preserve">, </w:t>
+      </w:r>
+      <w:r>
+        <w:rPr>
+          <w:b/>
+        </w:rPr>
+        <w:t>Port: "COM…"</w:t>
+      </w:r>
+      <w:r>
+        <w:t xml:space="preserve"> and </w:t>
+      </w:r>
+      <w:r>
+        <w:rPr>
+          <w:b/>
+        </w:rPr>
+        <w:t>Partition Scheme: "No OTA (2MB APP/2MB SPIFFS)"</w:t>
+      </w:r>
+      <w:r>
+        <w:t>.</w:t>
+      </w:r>
+    </w:p>
+    <w:p>
+      <w:pPr>
+        <w:keepNext/>
+        <w:jc w:val="center"/>
+      </w:pPr>
+      <w:r>
+        <w:drawing>
+          <wp:inline xmlns:a="http://schemas.openxmlformats.org/drawingml/2006/main" xmlns:pic="http://schemas.openxmlformats.org/drawingml/2006/picture">
+            <wp:extent cx="3546818" cy="3060000"/>
+            <wp:docPr id="19" name="Picture 19"/>
+            <wp:cNvGraphicFramePr>
+              <a:graphicFrameLocks noChangeAspect="1"/>
+            </wp:cNvGraphicFramePr>
+            <a:graphic>
+              <a:graphicData uri="http://schemas.openxmlformats.org/drawingml/2006/picture">
+                <pic:pic>
+                  <pic:nvPicPr>
+                    <pic:cNvPr id="0" name="fw_15.png"/>
+                    <pic:cNvPicPr/>
+                  </pic:nvPicPr>
+                  <pic:blipFill>
+                    <a:blip r:embed="rId27"/>
+                    <a:stretch>
+                      <a:fillRect/>
+                    </a:stretch>
+                  </pic:blipFill>
+                  <pic:spPr>
+                    <a:xfrm>
+                      <a:off x="0" y="0"/>
+                      <a:ext cx="3546818" cy="3060000"/>
+                    </a:xfrm>
+                    <a:prstGeom prst="rect"/>
+                  </pic:spPr>
+                </pic:pic>
+              </a:graphicData>
+            </a:graphic>
+          </wp:inline>
+        </w:drawing>
+      </w:r>
+    </w:p>
+    <w:p>
+      <w:pPr>
+        <w:jc w:val="center"/>
+      </w:pPr>
+      <w:r>
+        <w:rPr>
+          <w:i/>
+          <w:sz w:val="18"/>
+        </w:rPr>
+        <w:t>Checking the Tools settings</w:t>
+      </w:r>
+    </w:p>
+    <w:p>
+      <w:pPr>
+        <w:keepNext/>
+        <w:spacing w:after="60"/>
+        <w:ind w:left="510" w:hanging="340"/>
+      </w:pPr>
+      <w:r>
+        <w:rPr>
+          <w:b w:val="0"/>
+        </w:rPr>
+        <w:t xml:space="preserve">11. </w:t>
+      </w:r>
+      <w:r>
+        <w:t>Click the round button with the right arrow (</w:t>
+      </w:r>
+      <w:r>
+        <w:rPr>
+          <w:b/>
+        </w:rPr>
+        <w:t>Upload</w:t>
+      </w:r>
+      <w:r>
+        <w:t>).</w:t>
+      </w:r>
+    </w:p>
+    <w:p>
+      <w:pPr>
+        <w:keepNext/>
+        <w:jc w:val="center"/>
+      </w:pPr>
+      <w:r>
+        <w:drawing>
+          <wp:inline xmlns:a="http://schemas.openxmlformats.org/drawingml/2006/main" xmlns:pic="http://schemas.openxmlformats.org/drawingml/2006/picture">
+            <wp:extent cx="6120000" cy="2550000"/>
+            <wp:docPr id="20" name="Picture 20"/>
+            <wp:cNvGraphicFramePr>
+              <a:graphicFrameLocks noChangeAspect="1"/>
+            </wp:cNvGraphicFramePr>
+            <a:graphic>
+              <a:graphicData uri="http://schemas.openxmlformats.org/drawingml/2006/picture">
+                <pic:pic>
+                  <pic:nvPicPr>
+                    <pic:cNvPr id="0" name="fw_16.png"/>
+                    <pic:cNvPicPr/>
+                  </pic:nvPicPr>
+                  <pic:blipFill>
+                    <a:blip r:embed="rId28"/>
+                    <a:stretch>
+                      <a:fillRect/>
+                    </a:stretch>
+                  </pic:blipFill>
+                  <pic:spPr>
+                    <a:xfrm>
+                      <a:off x="0" y="0"/>
+                      <a:ext cx="6120000" cy="2550000"/>
+                    </a:xfrm>
+                    <a:prstGeom prst="rect"/>
+                  </pic:spPr>
+                </pic:pic>
+              </a:graphicData>
+            </a:graphic>
+          </wp:inline>
+        </w:drawing>
+      </w:r>
+    </w:p>
+    <w:p>
+      <w:pPr>
+        <w:jc w:val="center"/>
+      </w:pPr>
+      <w:r>
+        <w:rPr>
+          <w:i/>
+          <w:sz w:val="18"/>
+        </w:rPr>
+        <w:t>The Upload button</w:t>
+      </w:r>
+    </w:p>
+    <w:p>
+      <w:pPr>
+        <w:keepNext/>
+        <w:spacing w:after="60"/>
+        <w:ind w:left="510" w:hanging="340"/>
+      </w:pPr>
+      <w:r>
+        <w:rPr>
+          <w:b w:val="0"/>
+        </w:rPr>
+        <w:t xml:space="preserve">12. </w:t>
+      </w:r>
+      <w:r>
+        <w:t xml:space="preserve">Wait. First </w:t>
+      </w:r>
+      <w:r>
+        <w:rPr>
+          <w:b/>
+        </w:rPr>
+        <w:t>Compiling sketch…</w:t>
+      </w:r>
+      <w:r>
+        <w:t xml:space="preserve"> (a few minutes the first time), then </w:t>
+      </w:r>
+      <w:r>
+        <w:rPr>
+          <w:b/>
+        </w:rPr>
+        <w:t>Uploading…</w:t>
+      </w:r>
+      <w:r>
+        <w:t xml:space="preserve">, with </w:t>
+      </w:r>
+      <w:r>
+        <w:rPr>
+          <w:b/>
+        </w:rPr>
+        <w:t>Writing at …</w:t>
+      </w:r>
+      <w:r>
+        <w:t xml:space="preserve"> lines climbing to 100 %.</w:t>
+      </w:r>
+    </w:p>
+    <w:p>
+      <w:pPr>
+        <w:keepNext/>
+        <w:jc w:val="center"/>
+      </w:pPr>
+      <w:r>
+        <w:drawing>
+          <wp:inline xmlns:a="http://schemas.openxmlformats.org/drawingml/2006/main" xmlns:pic="http://schemas.openxmlformats.org/drawingml/2006/picture">
+            <wp:extent cx="6120000" cy="1231650"/>
+            <wp:docPr id="21" name="Picture 21"/>
+            <wp:cNvGraphicFramePr>
+              <a:graphicFrameLocks noChangeAspect="1"/>
+            </wp:cNvGraphicFramePr>
+            <a:graphic>
+              <a:graphicData uri="http://schemas.openxmlformats.org/drawingml/2006/picture">
+                <pic:pic>
+                  <pic:nvPicPr>
+                    <pic:cNvPr id="0" name="fw_17.png"/>
+                    <pic:cNvPicPr/>
+                  </pic:nvPicPr>
+                  <pic:blipFill>
+                    <a:blip r:embed="rId29"/>
+                    <a:stretch>
+                      <a:fillRect/>
+                    </a:stretch>
+                  </pic:blipFill>
+                  <pic:spPr>
+                    <a:xfrm>
+                      <a:off x="0" y="0"/>
+                      <a:ext cx="6120000" cy="1231650"/>
+                    </a:xfrm>
+                    <a:prstGeom prst="rect"/>
+                  </pic:spPr>
+                </pic:pic>
+              </a:graphicData>
+            </a:graphic>
+          </wp:inline>
+        </w:drawing>
+      </w:r>
+    </w:p>
+    <w:p>
+      <w:pPr>
+        <w:jc w:val="center"/>
+      </w:pPr>
+      <w:r>
+        <w:rPr>
+          <w:i/>
+          <w:sz w:val="18"/>
+        </w:rPr>
+        <w:t>Compiling done, writing started</w:t>
+      </w:r>
+    </w:p>
+    <w:p>
+      <w:pPr>
+        <w:keepNext/>
+        <w:spacing w:after="60"/>
+        <w:ind w:left="510" w:hanging="340"/>
+      </w:pPr>
+      <w:r>
+        <w:rPr>
+          <w:b w:val="0"/>
+        </w:rPr>
+        <w:t xml:space="preserve">13. </w:t>
+      </w:r>
+      <w:r>
+        <w:t xml:space="preserve">It is done when the bottom pane shows </w:t>
+      </w:r>
+      <w:r>
+        <w:rPr>
+          <w:b/>
+        </w:rPr>
+        <w:t>Hash of data verified</w:t>
+      </w:r>
+      <w:r>
+        <w:t xml:space="preserve"> and </w:t>
+      </w:r>
+      <w:r>
+        <w:rPr>
+          <w:b/>
+        </w:rPr>
+        <w:t>Hard resetting via RTS pin…</w:t>
+      </w:r>
+      <w:r>
+        <w:t>. Unplug the USB cable.</w:t>
+      </w:r>
+    </w:p>
+    <w:p>
+      <w:pPr>
+        <w:keepNext/>
+        <w:jc w:val="center"/>
+      </w:pPr>
+      <w:r>
+        <w:drawing>
+          <wp:inline xmlns:a="http://schemas.openxmlformats.org/drawingml/2006/main" xmlns:pic="http://schemas.openxmlformats.org/drawingml/2006/picture">
+            <wp:extent cx="6120000" cy="1231650"/>
+            <wp:docPr id="22" name="Picture 22"/>
+            <wp:cNvGraphicFramePr>
+              <a:graphicFrameLocks noChangeAspect="1"/>
+            </wp:cNvGraphicFramePr>
+            <a:graphic>
+              <a:graphicData uri="http://schemas.openxmlformats.org/drawingml/2006/picture">
+                <pic:pic>
+                  <pic:nvPicPr>
+                    <pic:cNvPr id="0" name="fw_18.png"/>
+                    <pic:cNvPicPr/>
+                  </pic:nvPicPr>
+                  <pic:blipFill>
+                    <a:blip r:embed="rId30"/>
+                    <a:stretch>
+                      <a:fillRect/>
+                    </a:stretch>
+                  </pic:blipFill>
+                  <pic:spPr>
+                    <a:xfrm>
+                      <a:off x="0" y="0"/>
+                      <a:ext cx="6120000" cy="1231650"/>
+                    </a:xfrm>
+                    <a:prstGeom prst="rect"/>
+                  </pic:spPr>
+                </pic:pic>
+              </a:graphicData>
+            </a:graphic>
+          </wp:inline>
+        </w:drawing>
+      </w:r>
+    </w:p>
+    <w:p>
+      <w:pPr>
+        <w:jc w:val="center"/>
+      </w:pPr>
+      <w:r>
+        <w:rPr>
+          <w:i/>
+          <w:sz w:val="18"/>
+        </w:rPr>
+        <w:t>Successful write</w:t>
+      </w:r>
+    </w:p>
+    <w:p>
+      <w:r>
+        <w:t xml:space="preserve">On the first boot after the write, the box reformats its storage (a few seconds). Then the LED stays on for 2 seconds if the sensors are fine. In the app, the </w:t>
+      </w:r>
+      <w:r>
+        <w:rPr>
+          <w:b/>
+        </w:rPr>
+        <w:t>Boxes</w:t>
+      </w:r>
+      <w:r>
+        <w:t xml:space="preserve"> tab shows the new version (</w:t>
+      </w:r>
+      <w:r>
+        <w:rPr>
+          <w:rFonts w:ascii="Consolas" w:hAnsi="Consolas"/>
+          <w:sz w:val="19"/>
+        </w:rPr>
+        <w:t>firmware v0.3.1-bt</w:t>
+      </w:r>
+      <w:r>
+        <w:t>).</w:t>
+      </w:r>
+    </w:p>
+    <w:p>
+      <w:r>
+        <w:rPr>
+          <w:b/>
+        </w:rPr>
+        <w:t>If it does not work:</w:t>
       </w:r>
     </w:p>
     <w:p>
@@ -1174,6 +2861,158 @@
         <w:pStyle w:val="ListBullet"/>
       </w:pPr>
       <w:r>
+        <w:rPr>
+          <w:b/>
+        </w:rPr>
+        <w:t>No port under Tools → Port:</w:t>
+      </w:r>
+      <w:r>
+        <w:t xml:space="preserve"> the cable is charge-only, or the CH340 driver is missing.</w:t>
+      </w:r>
+    </w:p>
+    <w:p>
+      <w:pPr>
+        <w:pStyle w:val="ListBullet"/>
+      </w:pPr>
+      <w:r>
+        <w:rPr>
+          <w:b/>
+        </w:rPr>
+        <w:t>"Failed to connect… Wrong boot mode":</w:t>
+      </w:r>
+      <w:r>
+        <w:t xml:space="preserve"> hold the </w:t>
+      </w:r>
+      <w:r>
+        <w:rPr>
+          <w:b/>
+        </w:rPr>
+        <w:t>BOOT</w:t>
+      </w:r>
+      <w:r>
+        <w:t xml:space="preserve"> button on the board while the bottom pane says </w:t>
+      </w:r>
+      <w:r>
+        <w:rPr>
+          <w:b/>
+        </w:rPr>
+        <w:t>Connecting…</w:t>
+      </w:r>
+      <w:r>
+        <w:t>, then release it.</w:t>
+      </w:r>
+    </w:p>
+    <w:p>
+      <w:pPr>
+        <w:pStyle w:val="ListBullet"/>
+      </w:pPr>
+      <w:r>
+        <w:rPr>
+          <w:b/>
+        </w:rPr>
+        <w:t>"Sketch too big":</w:t>
+      </w:r>
+      <w:r>
+        <w:t xml:space="preserve"> </w:t>
+      </w:r>
+      <w:r>
+        <w:rPr>
+          <w:b/>
+        </w:rPr>
+        <w:t>No OTA (2MB APP/2MB SPIFFS)</w:t>
+      </w:r>
+      <w:r>
+        <w:t xml:space="preserve"> was not selected at step 9.</w:t>
+      </w:r>
+    </w:p>
+    <w:p>
+      <w:pPr>
+        <w:pStyle w:val="ListBullet"/>
+      </w:pPr>
+      <w:r>
+        <w:rPr>
+          <w:b/>
+        </w:rPr>
+        <w:t>"…h: No such file or directory":</w:t>
+      </w:r>
+      <w:r>
+        <w:t xml:space="preserve"> one of the libraries from step 5 of §5.2 is missing.</w:t>
+      </w:r>
+    </w:p>
+    <w:p>
+      <w:r>
+        <w:rPr>
+          <w:b/>
+        </w:rPr>
+        <w:t>Other notes:</w:t>
+      </w:r>
+    </w:p>
+    <w:p>
+      <w:pPr>
+        <w:pStyle w:val="ListBullet"/>
+      </w:pPr>
+      <w:r>
+        <w:t>The box's name (</w:t>
+      </w:r>
+      <w:r>
+        <w:rPr>
+          <w:b/>
+        </w:rPr>
+        <w:t>`BOX_xxxx`</w:t>
+      </w:r>
+      <w:r>
+        <w:t>) comes from the board's Bluetooth MAC address and does not change with a firmware update.</w:t>
+      </w:r>
+    </w:p>
+    <w:p>
+      <w:pPr>
+        <w:pStyle w:val="ListBullet"/>
+      </w:pPr>
+      <w:r>
+        <w:t xml:space="preserve">The package also has the ready-built </w:t>
+      </w:r>
+      <w:r>
+        <w:rPr>
+          <w:b/>
+        </w:rPr>
+        <w:t>`firmware/fieldbox-fw-&lt;version&gt;.bin`</w:t>
+      </w:r>
+      <w:r>
+        <w:t xml:space="preserve">, for those who use </w:t>
+      </w:r>
+      <w:r>
+        <w:rPr>
+          <w:b/>
+        </w:rPr>
+        <w:t>esptool</w:t>
+      </w:r>
+      <w:r>
+        <w:t xml:space="preserve"> or the </w:t>
+      </w:r>
+      <w:r>
+        <w:rPr>
+          <w:b/>
+        </w:rPr>
+        <w:t>Flash Download Tool</w:t>
+      </w:r>
+      <w:r>
+        <w:t xml:space="preserve">. It is written at address </w:t>
+      </w:r>
+      <w:r>
+        <w:rPr>
+          <w:b/>
+        </w:rPr>
+        <w:t>`0x0`</w:t>
+      </w:r>
+      <w:r>
+        <w:t>.</w:t>
+      </w:r>
+    </w:p>
+    <w:p>
+      <w:pPr>
+        <w:pStyle w:val="ListBullet"/>
+      </w:pPr>
+      <w:r>
         <w:t xml:space="preserve">A box on </w:t>
       </w:r>
       <w:r>
@@ -1189,6 +3028,7 @@
     <w:p>
       <w:pPr>
         <w:pStyle w:val="Heading2"/>
+        <w:keepNext/>
       </w:pPr>
       <w:r>
         <w:t>6. Uninstalling / data</w:t>

--- a/manuale/Install_EN.docx
+++ b/manuale/Install_EN.docx
@@ -1057,12 +1057,12 @@
         <w:keepNext/>
       </w:pPr>
       <w:r>
-        <w:t>5. Updating the box (firmware) — for the technician only</w:t>
+        <w:t>5. Updating the box (firmware)</w:t>
       </w:r>
     </w:p>
     <w:p>
       <w:r>
-        <w:t xml:space="preserve">This step is not for teachers — it is for whoever maintains the boxes. The box's program (the firmware) is written from a Windows computer, over the USB cable, with the </w:t>
+        <w:t xml:space="preserve">The box's program (the firmware) is written from a Windows computer, over the USB cable, with the </w:t>
       </w:r>
       <w:r>
         <w:rPr>
